--- a/Afriex-Send-to-China-CNAPS-PRD.docx
+++ b/Afriex-Send-to-China-CNAPS-PRD.docx
@@ -443,7 +443,7 @@
         <w:spacing w:after="120" w:line="276"/>
       </w:pPr>
       <w:r>
-        <w:t xml:space="preserve">An initial release exposed the CNAPS requirement directly, asking senders to source and enter the code, branch and postal details themselves. Reception was lukewarm: senders were accustomed to sending to China without ever handling a CNAPS code, so the added burden felt regressive and drove drop-off. This PRD moves the complexity from the customer to the product: Afriex maps every supported bank, branch and location to its CNAPS and postal code, and the sender simply selects </w:t>
+        <w:t xml:space="preserve">The payout processor Afriex integrated with for the China corridor requires a CNAPS code with every payout but does not resolve it on Afriex's behalf — unlike providers that map banks and branches in the background. That mapping responsibility therefore falls to Afriex. An initial release passed the gap straight to the customer, exposing the CNAPS requirement and asking senders to source and enter the code, branch and postal details themselves. Reception was lukewarm: senders were accustomed to sending to China without ever handling a CNAPS code, so the added burden felt regressive and drove drop-off. This PRD moves the complexity from the customer to the product: Afriex builds and owns the mapping of every supported bank, branch and location to its CNAPS and postal code, and the sender simply selects </w:t>
       </w:r>
       <w:r>
         <w:rPr>
@@ -474,7 +474,7 @@
         <w:spacing w:after="120" w:line="276"/>
       </w:pPr>
       <w:r>
-        <w:t xml:space="preserve">Cross-border transfers to China in CNY need accurate CNAPS branch routing. Requiring the sender to provide it produces two failures: friction (customers don't know or want to look up a 12-digit code, so they abandon) and errors (codes that are guessed or mistyped cause failed or misrouted transfers). Competing processors avoid both by resolving CNAPS in the background. Afriex must do the same.</w:t>
+        <w:t xml:space="preserve">Cross-border transfers to China in CNY need accurate CNAPS branch routing. Because our integrated payout partner does not supply this mapping, the responsibility sits with Afriex. Passing it to the sender produces two failures: friction (customers don't know or want to look up a 12-digit code, so they abandon) and errors (codes that are guessed or mistyped cause failed or misrouted transfers). Other processors avoid both by resolving CNAPS in the background; since ours does not, Afriex must build and own that mapping itself.</w:t>
       </w:r>
     </w:p>
     <w:p>
